--- a/core/src/core/usecases/documents/builtin/blanks/offer.docx
+++ b/core/src/core/usecases/documents/builtin/blanks/offer.docx
@@ -23,7 +23,7 @@
         <w:jc w:val="left"/>
       </w:pPr>
       <w:r>
-        <w:t xml:space="preserve">ИНН {{seller_inn}}, ОГРН {{seller_ogrn}}</w:t>
+        <w:t xml:space="preserve">[[ИНН {{seller_inn}}]][[, ОГРН {{seller_ogrn}}]]</w:t>
       </w:r>
     </w:p>
     <w:p>
@@ -32,7 +32,7 @@
         <w:jc w:val="left"/>
       </w:pPr>
       <w:r>
-        <w:t xml:space="preserve">{{seller_address}}</w:t>
+        <w:t xml:space="preserve">[[{{seller_address}}]]</w:t>
       </w:r>
     </w:p>
     <w:p>
@@ -44,7 +44,7 @@
         <w:jc w:val="left"/>
       </w:pPr>
       <w:r>
-        <w:t xml:space="preserve">Тел.: {{seller_phone}}, e-mail: {{seller_email}}, сайт: {{seller_site}}</w:t>
+        <w:t xml:space="preserve">[[Тел.: {{seller_phone}}]][[, e-mail: {{seller_email}}]][[, сайт: {{seller_site}}]]</w:t>
       </w:r>
     </w:p>
     <w:p>
@@ -53,7 +53,7 @@
         <w:jc w:val="left"/>
       </w:pPr>
       <w:r>
-        <w:t xml:space="preserve">Исх. № {{number}} от {{date|long}}</w:t>
+        <w:t xml:space="preserve">Исх.[[ № {{number}}]] от {{date|long}}</w:t>
       </w:r>
     </w:p>
     <w:p>
@@ -63,7 +63,7 @@
         <w:jc w:val="left"/>
       </w:pPr>
       <w:r>
-        <w:t xml:space="preserve">{{client_recipient_position}}</w:t>
+        <w:t xml:space="preserve">[[{{client_recipient_position}}]]</w:t>
       </w:r>
     </w:p>
     <w:p>
@@ -83,7 +83,7 @@
         <w:jc w:val="left"/>
       </w:pPr>
       <w:r>
-        <w:t xml:space="preserve">{{client_recipient}}</w:t>
+        <w:t xml:space="preserve">[[{{client_recipient}}]]</w:t>
       </w:r>
     </w:p>
     <w:p>
@@ -107,7 +107,7 @@
         <w:jc w:val="center"/>
       </w:pPr>
       <w:r>
-        <w:t xml:space="preserve">Уважаемый(ая) {{client_greeting}}!</w:t>
+        <w:t xml:space="preserve">[[Уважаемый(ая) {{client_greeting}}!]]</w:t>
       </w:r>
     </w:p>
     <w:p>
@@ -544,7 +544,7 @@
         <w:jc w:val="both"/>
       </w:pPr>
       <w:r>
-        <w:t xml:space="preserve">НДС: {{vat}}.</w:t>
+        <w:t xml:space="preserve">[[НДС: {{vat}}.]]</w:t>
       </w:r>
     </w:p>
     <w:p>
@@ -567,7 +567,7 @@
         <w:jc w:val="both"/>
       </w:pPr>
       <w:r>
-        <w:t xml:space="preserve">Порядок оплаты: {{payment_terms}}.</w:t>
+        <w:t xml:space="preserve">[[Порядок оплаты: {{payment_terms}}.]]</w:t>
       </w:r>
     </w:p>
     <w:p>
@@ -576,7 +576,7 @@
         <w:jc w:val="both"/>
       </w:pPr>
       <w:r>
-        <w:t xml:space="preserve">Срок поставки / оказания услуг: {{term}}.</w:t>
+        <w:t xml:space="preserve">[[Срок поставки / оказания услуг: {{term}}.]]</w:t>
       </w:r>
     </w:p>
     <w:p>
@@ -585,7 +585,7 @@
         <w:jc w:val="both"/>
       </w:pPr>
       <w:r>
-        <w:t xml:space="preserve">Доставка: {{delivery}}.</w:t>
+        <w:t xml:space="preserve">[[Доставка: {{delivery}}.]]</w:t>
       </w:r>
     </w:p>
     <w:p>
@@ -594,7 +594,7 @@
         <w:jc w:val="both"/>
       </w:pPr>
       <w:r>
-        <w:t xml:space="preserve">Гарантия: {{warranty}}.</w:t>
+        <w:t xml:space="preserve">[[Гарантия: {{warranty}}.]]</w:t>
       </w:r>
     </w:p>
     <w:p>
@@ -628,7 +628,7 @@
         <w:jc w:val="left"/>
       </w:pPr>
       <w:r>
-        <w:t xml:space="preserve">Контактное лицо: {{seller_contact}}, тел. {{seller_phone}}.</w:t>
+        <w:t xml:space="preserve">[[Контактное лицо: {{seller_contact}}]][[, тел. {{seller_phone}}]].</w:t>
       </w:r>
     </w:p>
     <w:p>

--- a/core/src/core/usecases/documents/builtin/blanks/offer.docx
+++ b/core/src/core/usecases/documents/builtin/blanks/offer.docx
@@ -117,7 +117,7 @@
         <w:jc w:val="both"/>
       </w:pPr>
       <w:r>
-        <w:t xml:space="preserve">Предлагаем Вам {{subject}} на следующих условиях:</w:t>
+        <w:t xml:space="preserve">Предлагаем Вам «{{subject}}» на следующих условиях:</w:t>
       </w:r>
     </w:p>
     <w:tbl>
@@ -558,7 +558,7 @@
           <w:b/>
           <w:bCs/>
         </w:rPr>
-        <w:t xml:space="preserve">Условия сотрудничества</w:t>
+        <w:t xml:space="preserve">[[?Условия сотрудничества{{payment_terms|hide}}{{term|hide}}{{delivery|hide}}{{warranty|hide}}]]</w:t>
       </w:r>
     </w:p>
     <w:p>
